--- a/Knowledge/3-Work knowledge/1-Software Engineering/1-Software Engineering Fundamentals/5-My Source/4-Networks Devices/8-Types of NICs/4-Fiber NIC.docx
+++ b/Knowledge/3-Work knowledge/1-Software Engineering/1-Software Engineering Fundamentals/5-My Source/4-Networks Devices/8-Types of NICs/4-Fiber NIC.docx
@@ -4,44 +4,28 @@
   <w:body>
     <w:p>
       <w:pPr>
-        <w:keepNext/>
-        <w:keepLines/>
-        <w:spacing w:before="400" w:after="120" w:line="276" w:lineRule="auto"/>
-        <w:outlineLvl w:val="0"/>
-        <w:rPr>
-          <w:rFonts w:ascii="Arial" w:eastAsia="Arial" w:hAnsi="Arial" w:cs="Arial"/>
-          <w:kern w:val="0"/>
-          <w:sz w:val="40"/>
-          <w:szCs w:val="40"/>
-          <w:lang w:val="en"/>
-          <w14:ligatures w14:val="none"/>
+        <w:pStyle w:val="Heading1"/>
+        <w:rPr>
+          <w:rFonts w:eastAsia="Arial"/>
+          <w:lang w:val="en"/>
         </w:rPr>
       </w:pPr>
       <w:bookmarkStart w:id="0" w:name="_42tyli9pca73" w:colFirst="0" w:colLast="0"/>
       <w:bookmarkEnd w:id="0"/>
       <w:r>
         <w:rPr>
-          <w:rFonts w:ascii="Arial" w:eastAsia="Arial" w:hAnsi="Arial" w:cs="Arial"/>
-          <w:kern w:val="0"/>
-          <w:sz w:val="40"/>
-          <w:szCs w:val="40"/>
-          <w:lang w:val="en"/>
-          <w14:ligatures w14:val="none"/>
+          <w:rFonts w:eastAsia="Arial"/>
+          <w:lang w:val="en"/>
         </w:rPr>
         <w:t>Fiber NIC</w:t>
       </w:r>
     </w:p>
     <w:p>
       <w:pPr>
-        <w:spacing w:before="280" w:after="120" w:line="276" w:lineRule="auto"/>
-        <w:outlineLvl w:val="1"/>
-        <w:rPr>
-          <w:rFonts w:ascii="Arial" w:eastAsia="Arial" w:hAnsi="Arial" w:cs="Arial"/>
-          <w:kern w:val="0"/>
-          <w:sz w:val="32"/>
-          <w:szCs w:val="32"/>
-          <w:lang w:val="en"/>
-          <w14:ligatures w14:val="none"/>
+        <w:pStyle w:val="Heading2"/>
+        <w:rPr>
+          <w:rFonts w:eastAsia="Arial"/>
+          <w:lang w:val="en"/>
         </w:rPr>
       </w:pPr>
       <w:bookmarkStart w:id="1" w:name="_531yxq5566v8" w:colFirst="0" w:colLast="0"/>
@@ -49,22 +33,14 @@
       <w:r>
         <w:rPr>
           <w:rFonts w:ascii="Segoe UI Emoji" w:eastAsia="Arial" w:hAnsi="Segoe UI Emoji" w:cs="Segoe UI Emoji"/>
-          <w:kern w:val="0"/>
-          <w:sz w:val="32"/>
-          <w:szCs w:val="32"/>
-          <w:lang w:val="en"/>
-          <w14:ligatures w14:val="none"/>
+          <w:lang w:val="en"/>
         </w:rPr>
         <w:t>🔌</w:t>
       </w:r>
       <w:r>
         <w:rPr>
-          <w:rFonts w:ascii="Arial" w:eastAsia="Arial" w:hAnsi="Arial" w:cs="Arial"/>
-          <w:kern w:val="0"/>
-          <w:sz w:val="32"/>
-          <w:szCs w:val="32"/>
-          <w:lang w:val="en"/>
-          <w14:ligatures w14:val="none"/>
+          <w:rFonts w:eastAsia="Arial"/>
+          <w:lang w:val="en"/>
         </w:rPr>
         <w:t xml:space="preserve"> What is a Fiber NIC (Fiber Network Interface Card)?</w:t>
       </w:r>
@@ -106,6 +82,7 @@
         </w:rPr>
         <w:t xml:space="preserve">: </w:t>
       </w:r>
+      <w:proofErr w:type="spellStart"/>
       <w:r>
         <w:rPr>
           <w:rFonts w:ascii="Arial" w:eastAsia="Arial" w:hAnsi="Arial" w:cs="Arial"/>
@@ -117,7 +94,21 @@
           <w:lang w:val="en"/>
           <w14:ligatures w14:val="none"/>
         </w:rPr>
-        <w:t>Chatgpt (GPT</w:t>
+        <w:t>Chatgpt</w:t>
+      </w:r>
+      <w:proofErr w:type="spellEnd"/>
+      <w:r>
+        <w:rPr>
+          <w:rFonts w:ascii="Arial" w:eastAsia="Arial" w:hAnsi="Arial" w:cs="Arial"/>
+          <w:b/>
+          <w:kern w:val="0"/>
+          <w:sz w:val="22"/>
+          <w:szCs w:val="22"/>
+          <w:highlight w:val="darkGray"/>
+          <w:lang w:val="en"/>
+          <w14:ligatures w14:val="none"/>
+        </w:rPr>
+        <w:t xml:space="preserve"> (GPT</w:t>
       </w:r>
       <w:r>
         <w:rPr>
@@ -399,22 +390,17 @@
           <w:lang w:val="en"/>
           <w14:ligatures w14:val="none"/>
         </w:rPr>
-        <w:pict>
+        <w:pict w14:anchorId="067084F9">
           <v:rect id="_x0000_i1025" style="width:0;height:1.5pt" o:hralign="center" o:hrstd="t" o:hr="t" fillcolor="#a0a0a0" stroked="f"/>
         </w:pict>
       </w:r>
     </w:p>
     <w:p>
       <w:pPr>
-        <w:spacing w:before="280" w:after="120" w:line="276" w:lineRule="auto"/>
-        <w:outlineLvl w:val="1"/>
-        <w:rPr>
-          <w:rFonts w:ascii="Arial" w:eastAsia="Arial" w:hAnsi="Arial" w:cs="Arial"/>
-          <w:kern w:val="0"/>
-          <w:sz w:val="32"/>
-          <w:szCs w:val="32"/>
-          <w:lang w:val="en"/>
-          <w14:ligatures w14:val="none"/>
+        <w:pStyle w:val="Heading2"/>
+        <w:rPr>
+          <w:rFonts w:eastAsia="Arial"/>
+          <w:lang w:val="en"/>
         </w:rPr>
       </w:pPr>
       <w:bookmarkStart w:id="2" w:name="_xiuym2hul2cc" w:colFirst="0" w:colLast="0"/>
@@ -422,22 +408,14 @@
       <w:r>
         <w:rPr>
           <w:rFonts w:ascii="Segoe UI Emoji" w:eastAsia="Arial" w:hAnsi="Segoe UI Emoji" w:cs="Segoe UI Emoji"/>
-          <w:kern w:val="0"/>
-          <w:sz w:val="32"/>
-          <w:szCs w:val="32"/>
-          <w:lang w:val="en"/>
-          <w14:ligatures w14:val="none"/>
+          <w:lang w:val="en"/>
         </w:rPr>
         <w:t>🧠</w:t>
       </w:r>
       <w:r>
         <w:rPr>
-          <w:rFonts w:ascii="Arial" w:eastAsia="Arial" w:hAnsi="Arial" w:cs="Arial"/>
-          <w:kern w:val="0"/>
-          <w:sz w:val="32"/>
-          <w:szCs w:val="32"/>
-          <w:lang w:val="en"/>
-          <w14:ligatures w14:val="none"/>
+          <w:rFonts w:eastAsia="Arial"/>
+          <w:lang w:val="en"/>
         </w:rPr>
         <w:t xml:space="preserve"> Why Use Fiber NICs?</w:t>
       </w:r>
@@ -482,6 +460,7 @@
         </w:rPr>
         <w:t xml:space="preserve">: </w:t>
       </w:r>
+      <w:proofErr w:type="spellStart"/>
       <w:r>
         <w:rPr>
           <w:rFonts w:ascii="Arial" w:eastAsia="Arial" w:hAnsi="Arial" w:cs="Arial"/>
@@ -493,7 +472,21 @@
           <w:lang w:val="en"/>
           <w14:ligatures w14:val="none"/>
         </w:rPr>
-        <w:t>Chatgpt (GPT</w:t>
+        <w:t>Chatgpt</w:t>
+      </w:r>
+      <w:proofErr w:type="spellEnd"/>
+      <w:r>
+        <w:rPr>
+          <w:rFonts w:ascii="Arial" w:eastAsia="Arial" w:hAnsi="Arial" w:cs="Arial"/>
+          <w:b/>
+          <w:kern w:val="0"/>
+          <w:sz w:val="22"/>
+          <w:szCs w:val="22"/>
+          <w:highlight w:val="darkGray"/>
+          <w:lang w:val="en"/>
+          <w14:ligatures w14:val="none"/>
+        </w:rPr>
+        <w:t xml:space="preserve"> (GPT</w:t>
       </w:r>
       <w:r>
         <w:rPr>
@@ -545,7 +538,7 @@
           <w14:ligatures w14:val="none"/>
         </w:rPr>
         <w:drawing>
-          <wp:inline distT="114300" distB="114300" distL="114300" distR="114300" wp14:anchorId="1D3261C2" wp14:editId="30DD122A">
+          <wp:inline distT="114300" distB="114300" distL="114300" distR="114300" wp14:anchorId="25A9E833" wp14:editId="023DB8A9">
             <wp:extent cx="5943600" cy="1955800"/>
             <wp:effectExtent l="0" t="0" r="0" b="0"/>
             <wp:docPr id="4" name="image5.png"/>
@@ -832,6 +825,7 @@
                 <w:lang w:val="en"/>
                 <w14:ligatures w14:val="none"/>
               </w:rPr>
+              <w:lastRenderedPageBreak/>
               <w:t>Long Distance</w:t>
             </w:r>
           </w:p>
@@ -1094,22 +1088,17 @@
           <w:lang w:val="en"/>
           <w14:ligatures w14:val="none"/>
         </w:rPr>
-        <w:pict>
+        <w:pict w14:anchorId="14E1CD7D">
           <v:rect id="_x0000_i1026" style="width:0;height:1.5pt" o:hralign="center" o:hrstd="t" o:hr="t" fillcolor="#a0a0a0" stroked="f"/>
         </w:pict>
       </w:r>
     </w:p>
     <w:p>
       <w:pPr>
-        <w:spacing w:before="280" w:after="120" w:line="276" w:lineRule="auto"/>
-        <w:outlineLvl w:val="1"/>
-        <w:rPr>
-          <w:rFonts w:ascii="Arial" w:eastAsia="Arial" w:hAnsi="Arial" w:cs="Arial"/>
-          <w:kern w:val="0"/>
-          <w:sz w:val="32"/>
-          <w:szCs w:val="32"/>
-          <w:lang w:val="en"/>
-          <w14:ligatures w14:val="none"/>
+        <w:pStyle w:val="Heading2"/>
+        <w:rPr>
+          <w:rFonts w:eastAsia="Arial"/>
+          <w:lang w:val="en"/>
         </w:rPr>
       </w:pPr>
       <w:bookmarkStart w:id="3" w:name="_pvrxc15dvu56" w:colFirst="0" w:colLast="0"/>
@@ -1117,22 +1106,14 @@
       <w:r>
         <w:rPr>
           <w:rFonts w:ascii="Segoe UI Emoji" w:eastAsia="Arial" w:hAnsi="Segoe UI Emoji" w:cs="Segoe UI Emoji"/>
-          <w:kern w:val="0"/>
-          <w:sz w:val="32"/>
-          <w:szCs w:val="32"/>
-          <w:lang w:val="en"/>
-          <w14:ligatures w14:val="none"/>
+          <w:lang w:val="en"/>
         </w:rPr>
         <w:t>🔧</w:t>
       </w:r>
       <w:r>
         <w:rPr>
-          <w:rFonts w:ascii="Arial" w:eastAsia="Arial" w:hAnsi="Arial" w:cs="Arial"/>
-          <w:kern w:val="0"/>
-          <w:sz w:val="32"/>
-          <w:szCs w:val="32"/>
-          <w:lang w:val="en"/>
-          <w14:ligatures w14:val="none"/>
+          <w:rFonts w:eastAsia="Arial"/>
+          <w:lang w:val="en"/>
         </w:rPr>
         <w:t xml:space="preserve"> Components of a Fiber NIC</w:t>
       </w:r>
@@ -1177,6 +1158,7 @@
         </w:rPr>
         <w:t xml:space="preserve">: </w:t>
       </w:r>
+      <w:proofErr w:type="spellStart"/>
       <w:r>
         <w:rPr>
           <w:rFonts w:ascii="Arial" w:eastAsia="Arial" w:hAnsi="Arial" w:cs="Arial"/>
@@ -1188,7 +1170,21 @@
           <w:lang w:val="en"/>
           <w14:ligatures w14:val="none"/>
         </w:rPr>
-        <w:t>Chatgpt (GPT</w:t>
+        <w:t>Chatgpt</w:t>
+      </w:r>
+      <w:proofErr w:type="spellEnd"/>
+      <w:r>
+        <w:rPr>
+          <w:rFonts w:ascii="Arial" w:eastAsia="Arial" w:hAnsi="Arial" w:cs="Arial"/>
+          <w:b/>
+          <w:kern w:val="0"/>
+          <w:sz w:val="22"/>
+          <w:szCs w:val="22"/>
+          <w:highlight w:val="darkGray"/>
+          <w:lang w:val="en"/>
+          <w14:ligatures w14:val="none"/>
+        </w:rPr>
+        <w:t xml:space="preserve"> (GPT</w:t>
       </w:r>
       <w:r>
         <w:rPr>
@@ -1240,7 +1236,7 @@
           <w14:ligatures w14:val="none"/>
         </w:rPr>
         <w:drawing>
-          <wp:inline distT="114300" distB="114300" distL="114300" distR="114300" wp14:anchorId="2C0EA210" wp14:editId="486BFA42">
+          <wp:inline distT="114300" distB="114300" distL="114300" distR="114300" wp14:anchorId="359500B1" wp14:editId="30484D56">
             <wp:extent cx="5943600" cy="1739900"/>
             <wp:effectExtent l="0" t="0" r="0" b="0"/>
             <wp:docPr id="1" name="image3.png"/>
@@ -1654,7 +1650,29 @@
                 <w:lang w:val="en"/>
                 <w14:ligatures w14:val="none"/>
               </w:rPr>
-              <w:t>Carries light signals (Single-mode or Multi-mode fiber)</w:t>
+              <w:t xml:space="preserve">Carries light signals (Single-mode or </w:t>
+            </w:r>
+            <w:proofErr w:type="gramStart"/>
+            <w:r>
+              <w:rPr>
+                <w:rFonts w:ascii="Roboto Mono" w:eastAsia="Roboto Mono" w:hAnsi="Roboto Mono" w:cs="Arial"/>
+                <w:kern w:val="0"/>
+                <w:szCs w:val="22"/>
+                <w:lang w:val="en"/>
+                <w14:ligatures w14:val="none"/>
+              </w:rPr>
+              <w:t>Multi-mode</w:t>
+            </w:r>
+            <w:proofErr w:type="gramEnd"/>
+            <w:r>
+              <w:rPr>
+                <w:rFonts w:ascii="Roboto Mono" w:eastAsia="Roboto Mono" w:hAnsi="Roboto Mono" w:cs="Arial"/>
+                <w:kern w:val="0"/>
+                <w:szCs w:val="22"/>
+                <w:lang w:val="en"/>
+                <w14:ligatures w14:val="none"/>
+              </w:rPr>
+              <w:t xml:space="preserve"> fiber)</w:t>
             </w:r>
           </w:p>
         </w:tc>
@@ -1767,22 +1785,17 @@
           <w:lang w:val="en"/>
           <w14:ligatures w14:val="none"/>
         </w:rPr>
-        <w:pict>
+        <w:pict w14:anchorId="60CB9736">
           <v:rect id="_x0000_i1027" style="width:0;height:1.5pt" o:hralign="center" o:hrstd="t" o:hr="t" fillcolor="#a0a0a0" stroked="f"/>
         </w:pict>
       </w:r>
     </w:p>
     <w:p>
       <w:pPr>
-        <w:spacing w:before="280" w:after="120" w:line="276" w:lineRule="auto"/>
-        <w:outlineLvl w:val="1"/>
-        <w:rPr>
-          <w:rFonts w:ascii="Arial" w:eastAsia="Arial" w:hAnsi="Arial" w:cs="Arial"/>
-          <w:kern w:val="0"/>
-          <w:sz w:val="32"/>
-          <w:szCs w:val="32"/>
-          <w:lang w:val="en"/>
-          <w14:ligatures w14:val="none"/>
+        <w:pStyle w:val="Heading2"/>
+        <w:rPr>
+          <w:rFonts w:eastAsia="Arial"/>
+          <w:lang w:val="en"/>
         </w:rPr>
       </w:pPr>
       <w:bookmarkStart w:id="4" w:name="_ce7c0fy8t9ze" w:colFirst="0" w:colLast="0"/>
@@ -1790,22 +1803,15 @@
       <w:r>
         <w:rPr>
           <w:rFonts w:ascii="Segoe UI Emoji" w:eastAsia="Arial" w:hAnsi="Segoe UI Emoji" w:cs="Segoe UI Emoji"/>
-          <w:kern w:val="0"/>
-          <w:sz w:val="32"/>
-          <w:szCs w:val="32"/>
-          <w:lang w:val="en"/>
-          <w14:ligatures w14:val="none"/>
-        </w:rPr>
+          <w:lang w:val="en"/>
+        </w:rPr>
+        <w:lastRenderedPageBreak/>
         <w:t>📦</w:t>
       </w:r>
       <w:r>
         <w:rPr>
-          <w:rFonts w:ascii="Arial" w:eastAsia="Arial" w:hAnsi="Arial" w:cs="Arial"/>
-          <w:kern w:val="0"/>
-          <w:sz w:val="32"/>
-          <w:szCs w:val="32"/>
-          <w:lang w:val="en"/>
-          <w14:ligatures w14:val="none"/>
+          <w:rFonts w:eastAsia="Arial"/>
+          <w:lang w:val="en"/>
         </w:rPr>
         <w:t xml:space="preserve"> Types of Fiber NICs</w:t>
       </w:r>
@@ -1850,6 +1856,7 @@
         </w:rPr>
         <w:t xml:space="preserve">: </w:t>
       </w:r>
+      <w:proofErr w:type="spellStart"/>
       <w:r>
         <w:rPr>
           <w:rFonts w:ascii="Arial" w:eastAsia="Arial" w:hAnsi="Arial" w:cs="Arial"/>
@@ -1861,7 +1868,21 @@
           <w:lang w:val="en"/>
           <w14:ligatures w14:val="none"/>
         </w:rPr>
-        <w:t>Chatgpt (GPT</w:t>
+        <w:t>Chatgpt</w:t>
+      </w:r>
+      <w:proofErr w:type="spellEnd"/>
+      <w:r>
+        <w:rPr>
+          <w:rFonts w:ascii="Arial" w:eastAsia="Arial" w:hAnsi="Arial" w:cs="Arial"/>
+          <w:b/>
+          <w:kern w:val="0"/>
+          <w:sz w:val="22"/>
+          <w:szCs w:val="22"/>
+          <w:highlight w:val="darkGray"/>
+          <w:lang w:val="en"/>
+          <w14:ligatures w14:val="none"/>
+        </w:rPr>
+        <w:t xml:space="preserve"> (GPT</w:t>
       </w:r>
       <w:r>
         <w:rPr>
@@ -1913,7 +1934,7 @@
           <w14:ligatures w14:val="none"/>
         </w:rPr>
         <w:drawing>
-          <wp:inline distT="114300" distB="114300" distL="114300" distR="114300" wp14:anchorId="716C8386" wp14:editId="6AFEABCE">
+          <wp:inline distT="114300" distB="114300" distL="114300" distR="114300" wp14:anchorId="7D74CA94" wp14:editId="048C996A">
             <wp:extent cx="5943600" cy="1612900"/>
             <wp:effectExtent l="0" t="0" r="0" b="0"/>
             <wp:docPr id="3" name="image1.png"/>
@@ -2440,22 +2461,17 @@
           <w:lang w:val="en"/>
           <w14:ligatures w14:val="none"/>
         </w:rPr>
-        <w:pict>
+        <w:pict w14:anchorId="20E61E8C">
           <v:rect id="_x0000_i1028" style="width:0;height:1.5pt" o:hralign="center" o:hrstd="t" o:hr="t" fillcolor="#a0a0a0" stroked="f"/>
         </w:pict>
       </w:r>
     </w:p>
     <w:p>
       <w:pPr>
-        <w:spacing w:before="280" w:after="120" w:line="276" w:lineRule="auto"/>
-        <w:outlineLvl w:val="1"/>
-        <w:rPr>
-          <w:rFonts w:ascii="Arial" w:eastAsia="Arial" w:hAnsi="Arial" w:cs="Arial"/>
-          <w:kern w:val="0"/>
-          <w:sz w:val="32"/>
-          <w:szCs w:val="32"/>
-          <w:lang w:val="en"/>
-          <w14:ligatures w14:val="none"/>
+        <w:pStyle w:val="Heading2"/>
+        <w:rPr>
+          <w:rFonts w:eastAsia="Arial"/>
+          <w:lang w:val="en"/>
         </w:rPr>
       </w:pPr>
       <w:bookmarkStart w:id="5" w:name="_ft3gk4q0en7r" w:colFirst="0" w:colLast="0"/>
@@ -2463,22 +2479,14 @@
       <w:r>
         <w:rPr>
           <w:rFonts w:ascii="Segoe UI Emoji" w:eastAsia="Arial" w:hAnsi="Segoe UI Emoji" w:cs="Segoe UI Emoji"/>
-          <w:kern w:val="0"/>
-          <w:sz w:val="32"/>
-          <w:szCs w:val="32"/>
-          <w:lang w:val="en"/>
-          <w14:ligatures w14:val="none"/>
+          <w:lang w:val="en"/>
         </w:rPr>
         <w:t>🧪</w:t>
       </w:r>
       <w:r>
         <w:rPr>
-          <w:rFonts w:ascii="Arial" w:eastAsia="Arial" w:hAnsi="Arial" w:cs="Arial"/>
-          <w:kern w:val="0"/>
-          <w:sz w:val="32"/>
-          <w:szCs w:val="32"/>
-          <w:lang w:val="en"/>
-          <w14:ligatures w14:val="none"/>
+          <w:rFonts w:eastAsia="Arial"/>
+          <w:lang w:val="en"/>
         </w:rPr>
         <w:t xml:space="preserve"> Example Setup</w:t>
       </w:r>
@@ -2523,6 +2531,7 @@
         </w:rPr>
         <w:t xml:space="preserve">: </w:t>
       </w:r>
+      <w:proofErr w:type="spellStart"/>
       <w:r>
         <w:rPr>
           <w:rFonts w:ascii="Arial" w:eastAsia="Arial" w:hAnsi="Arial" w:cs="Arial"/>
@@ -2534,7 +2543,21 @@
           <w:lang w:val="en"/>
           <w14:ligatures w14:val="none"/>
         </w:rPr>
-        <w:t>Chatgpt (GPT</w:t>
+        <w:t>Chatgpt</w:t>
+      </w:r>
+      <w:proofErr w:type="spellEnd"/>
+      <w:r>
+        <w:rPr>
+          <w:rFonts w:ascii="Arial" w:eastAsia="Arial" w:hAnsi="Arial" w:cs="Arial"/>
+          <w:b/>
+          <w:kern w:val="0"/>
+          <w:sz w:val="22"/>
+          <w:szCs w:val="22"/>
+          <w:highlight w:val="darkGray"/>
+          <w:lang w:val="en"/>
+          <w14:ligatures w14:val="none"/>
+        </w:rPr>
+        <w:t xml:space="preserve"> (GPT</w:t>
       </w:r>
       <w:r>
         <w:rPr>
@@ -2586,7 +2609,7 @@
           <w14:ligatures w14:val="none"/>
         </w:rPr>
         <w:drawing>
-          <wp:inline distT="114300" distB="114300" distL="114300" distR="114300" wp14:anchorId="4711EF0D" wp14:editId="160CB13F">
+          <wp:inline distT="114300" distB="114300" distL="114300" distR="114300" wp14:anchorId="372EACB0" wp14:editId="14A3AEE3">
             <wp:extent cx="5943600" cy="660400"/>
             <wp:effectExtent l="0" t="0" r="0" b="0"/>
             <wp:docPr id="5" name="image4.png"/>
@@ -2758,22 +2781,17 @@
           <w:lang w:val="en"/>
           <w14:ligatures w14:val="none"/>
         </w:rPr>
-        <w:pict>
+        <w:pict w14:anchorId="6678F0DC">
           <v:rect id="_x0000_i1029" style="width:0;height:1.5pt" o:hralign="center" o:hrstd="t" o:hr="t" fillcolor="#a0a0a0" stroked="f"/>
         </w:pict>
       </w:r>
     </w:p>
     <w:p>
       <w:pPr>
-        <w:spacing w:before="280" w:after="120" w:line="276" w:lineRule="auto"/>
-        <w:outlineLvl w:val="1"/>
-        <w:rPr>
-          <w:rFonts w:ascii="Arial" w:eastAsia="Arial" w:hAnsi="Arial" w:cs="Arial"/>
-          <w:kern w:val="0"/>
-          <w:sz w:val="32"/>
-          <w:szCs w:val="32"/>
-          <w:lang w:val="en"/>
-          <w14:ligatures w14:val="none"/>
+        <w:pStyle w:val="Heading2"/>
+        <w:rPr>
+          <w:rFonts w:ascii="Arial" w:eastAsia="Arial" w:hAnsi="Arial" w:cs="Arial"/>
+          <w:lang w:val="en"/>
         </w:rPr>
       </w:pPr>
       <w:bookmarkStart w:id="6" w:name="_vwxduu4bv98c" w:colFirst="0" w:colLast="0"/>
@@ -2781,22 +2799,14 @@
       <w:r>
         <w:rPr>
           <w:rFonts w:ascii="Segoe UI Emoji" w:eastAsia="Arial Unicode MS" w:hAnsi="Segoe UI Emoji" w:cs="Segoe UI Emoji"/>
-          <w:kern w:val="0"/>
-          <w:sz w:val="32"/>
-          <w:szCs w:val="32"/>
-          <w:lang w:val="en"/>
-          <w14:ligatures w14:val="none"/>
+          <w:lang w:val="en"/>
         </w:rPr>
         <w:t>✅</w:t>
       </w:r>
       <w:r>
         <w:rPr>
-          <w:rFonts w:ascii="Arial Unicode MS" w:eastAsia="Arial Unicode MS" w:hAnsi="Arial Unicode MS" w:cs="Arial Unicode MS"/>
-          <w:kern w:val="0"/>
-          <w:sz w:val="32"/>
-          <w:szCs w:val="32"/>
-          <w:lang w:val="en"/>
-          <w14:ligatures w14:val="none"/>
+          <w:rFonts w:eastAsia="Arial Unicode MS"/>
+          <w:lang w:val="en"/>
         </w:rPr>
         <w:t xml:space="preserve"> Advantages</w:t>
       </w:r>
@@ -2838,6 +2848,7 @@
         </w:rPr>
         <w:t xml:space="preserve">: </w:t>
       </w:r>
+      <w:proofErr w:type="spellStart"/>
       <w:r>
         <w:rPr>
           <w:rFonts w:ascii="Arial" w:eastAsia="Arial" w:hAnsi="Arial" w:cs="Arial"/>
@@ -2849,7 +2860,21 @@
           <w:lang w:val="en"/>
           <w14:ligatures w14:val="none"/>
         </w:rPr>
-        <w:t>Chatgpt (GPT</w:t>
+        <w:t>Chatgpt</w:t>
+      </w:r>
+      <w:proofErr w:type="spellEnd"/>
+      <w:r>
+        <w:rPr>
+          <w:rFonts w:ascii="Arial" w:eastAsia="Arial" w:hAnsi="Arial" w:cs="Arial"/>
+          <w:b/>
+          <w:kern w:val="0"/>
+          <w:sz w:val="22"/>
+          <w:szCs w:val="22"/>
+          <w:highlight w:val="darkGray"/>
+          <w:lang w:val="en"/>
+          <w14:ligatures w14:val="none"/>
+        </w:rPr>
+        <w:t xml:space="preserve"> (GPT</w:t>
       </w:r>
       <w:r>
         <w:rPr>
@@ -2902,6 +2927,7 @@
           <w:lang w:val="en"/>
           <w14:ligatures w14:val="none"/>
         </w:rPr>
+        <w:lastRenderedPageBreak/>
         <w:t>✅</w:t>
       </w:r>
       <w:r>
@@ -3158,22 +3184,17 @@
           <w:lang w:val="en"/>
           <w14:ligatures w14:val="none"/>
         </w:rPr>
-        <w:pict>
+        <w:pict w14:anchorId="48BD232E">
           <v:rect id="_x0000_i1030" style="width:0;height:1.5pt" o:hralign="center" o:hrstd="t" o:hr="t" fillcolor="#a0a0a0" stroked="f"/>
         </w:pict>
       </w:r>
     </w:p>
     <w:p>
       <w:pPr>
-        <w:spacing w:before="280" w:after="120" w:line="276" w:lineRule="auto"/>
-        <w:outlineLvl w:val="1"/>
-        <w:rPr>
-          <w:rFonts w:ascii="Arial" w:eastAsia="Arial" w:hAnsi="Arial" w:cs="Arial"/>
-          <w:kern w:val="0"/>
-          <w:sz w:val="32"/>
-          <w:szCs w:val="32"/>
-          <w:lang w:val="en"/>
-          <w14:ligatures w14:val="none"/>
+        <w:pStyle w:val="Heading2"/>
+        <w:rPr>
+          <w:rFonts w:ascii="Arial" w:eastAsia="Arial" w:hAnsi="Arial" w:cs="Arial"/>
+          <w:lang w:val="en"/>
         </w:rPr>
       </w:pPr>
       <w:bookmarkStart w:id="7" w:name="_88enueshr8mx" w:colFirst="0" w:colLast="0"/>
@@ -3181,22 +3202,14 @@
       <w:r>
         <w:rPr>
           <w:rFonts w:ascii="Segoe UI Emoji" w:eastAsia="Arial Unicode MS" w:hAnsi="Segoe UI Emoji" w:cs="Segoe UI Emoji"/>
-          <w:kern w:val="0"/>
-          <w:sz w:val="32"/>
-          <w:szCs w:val="32"/>
-          <w:lang w:val="en"/>
-          <w14:ligatures w14:val="none"/>
+          <w:lang w:val="en"/>
         </w:rPr>
         <w:t>❌</w:t>
       </w:r>
       <w:r>
         <w:rPr>
-          <w:rFonts w:ascii="Arial Unicode MS" w:eastAsia="Arial Unicode MS" w:hAnsi="Arial Unicode MS" w:cs="Arial Unicode MS"/>
-          <w:kern w:val="0"/>
-          <w:sz w:val="32"/>
-          <w:szCs w:val="32"/>
-          <w:lang w:val="en"/>
-          <w14:ligatures w14:val="none"/>
+          <w:rFonts w:eastAsia="Arial Unicode MS"/>
+          <w:lang w:val="en"/>
         </w:rPr>
         <w:t xml:space="preserve"> Disadvantages</w:t>
       </w:r>
@@ -3238,6 +3251,7 @@
         </w:rPr>
         <w:t xml:space="preserve">: </w:t>
       </w:r>
+      <w:proofErr w:type="spellStart"/>
       <w:r>
         <w:rPr>
           <w:rFonts w:ascii="Arial" w:eastAsia="Arial" w:hAnsi="Arial" w:cs="Arial"/>
@@ -3249,7 +3263,21 @@
           <w:lang w:val="en"/>
           <w14:ligatures w14:val="none"/>
         </w:rPr>
-        <w:t>Chatgpt (GPT</w:t>
+        <w:t>Chatgpt</w:t>
+      </w:r>
+      <w:proofErr w:type="spellEnd"/>
+      <w:r>
+        <w:rPr>
+          <w:rFonts w:ascii="Arial" w:eastAsia="Arial" w:hAnsi="Arial" w:cs="Arial"/>
+          <w:b/>
+          <w:kern w:val="0"/>
+          <w:sz w:val="22"/>
+          <w:szCs w:val="22"/>
+          <w:highlight w:val="darkGray"/>
+          <w:lang w:val="en"/>
+          <w14:ligatures w14:val="none"/>
+        </w:rPr>
+        <w:t xml:space="preserve"> (GPT</w:t>
       </w:r>
       <w:r>
         <w:rPr>
@@ -3530,22 +3558,17 @@
           <w:lang w:val="en"/>
           <w14:ligatures w14:val="none"/>
         </w:rPr>
-        <w:pict>
+        <w:pict w14:anchorId="1AFB6DD6">
           <v:rect id="_x0000_i1031" style="width:0;height:1.5pt" o:hralign="center" o:hrstd="t" o:hr="t" fillcolor="#a0a0a0" stroked="f"/>
         </w:pict>
       </w:r>
     </w:p>
     <w:p>
       <w:pPr>
-        <w:spacing w:before="280" w:after="120" w:line="276" w:lineRule="auto"/>
-        <w:outlineLvl w:val="1"/>
-        <w:rPr>
-          <w:rFonts w:ascii="Arial" w:eastAsia="Arial" w:hAnsi="Arial" w:cs="Arial"/>
-          <w:kern w:val="0"/>
-          <w:sz w:val="32"/>
-          <w:szCs w:val="32"/>
-          <w:lang w:val="en"/>
-          <w14:ligatures w14:val="none"/>
+        <w:pStyle w:val="Heading2"/>
+        <w:rPr>
+          <w:rFonts w:eastAsia="Arial"/>
+          <w:lang w:val="en"/>
         </w:rPr>
       </w:pPr>
       <w:bookmarkStart w:id="8" w:name="_tbcuv8jzjw0p" w:colFirst="0" w:colLast="0"/>
@@ -3553,22 +3576,14 @@
       <w:r>
         <w:rPr>
           <w:rFonts w:ascii="Segoe UI Emoji" w:eastAsia="Arial" w:hAnsi="Segoe UI Emoji" w:cs="Segoe UI Emoji"/>
-          <w:kern w:val="0"/>
-          <w:sz w:val="32"/>
-          <w:szCs w:val="32"/>
-          <w:lang w:val="en"/>
-          <w14:ligatures w14:val="none"/>
+          <w:lang w:val="en"/>
         </w:rPr>
         <w:t>📌</w:t>
       </w:r>
       <w:r>
         <w:rPr>
-          <w:rFonts w:ascii="Arial" w:eastAsia="Arial" w:hAnsi="Arial" w:cs="Arial"/>
-          <w:kern w:val="0"/>
-          <w:sz w:val="32"/>
-          <w:szCs w:val="32"/>
-          <w:lang w:val="en"/>
-          <w14:ligatures w14:val="none"/>
+          <w:rFonts w:eastAsia="Arial"/>
+          <w:lang w:val="en"/>
         </w:rPr>
         <w:t xml:space="preserve"> Summary</w:t>
       </w:r>
@@ -3613,6 +3628,7 @@
         </w:rPr>
         <w:t xml:space="preserve">: </w:t>
       </w:r>
+      <w:proofErr w:type="spellStart"/>
       <w:r>
         <w:rPr>
           <w:rFonts w:ascii="Arial" w:eastAsia="Arial" w:hAnsi="Arial" w:cs="Arial"/>
@@ -3624,7 +3640,21 @@
           <w:lang w:val="en"/>
           <w14:ligatures w14:val="none"/>
         </w:rPr>
-        <w:t>Chatgpt (GPT</w:t>
+        <w:t>Chatgpt</w:t>
+      </w:r>
+      <w:proofErr w:type="spellEnd"/>
+      <w:r>
+        <w:rPr>
+          <w:rFonts w:ascii="Arial" w:eastAsia="Arial" w:hAnsi="Arial" w:cs="Arial"/>
+          <w:b/>
+          <w:kern w:val="0"/>
+          <w:sz w:val="22"/>
+          <w:szCs w:val="22"/>
+          <w:highlight w:val="darkGray"/>
+          <w:lang w:val="en"/>
+          <w14:ligatures w14:val="none"/>
+        </w:rPr>
+        <w:t xml:space="preserve"> (GPT</w:t>
       </w:r>
       <w:r>
         <w:rPr>
@@ -3676,7 +3706,7 @@
           <w14:ligatures w14:val="none"/>
         </w:rPr>
         <w:drawing>
-          <wp:inline distT="114300" distB="114300" distL="114300" distR="114300" wp14:anchorId="7FF88A76" wp14:editId="7CE4C321">
+          <wp:inline distT="114300" distB="114300" distL="114300" distR="114300" wp14:anchorId="3AB16137" wp14:editId="41EB56D8">
             <wp:extent cx="5943600" cy="1943100"/>
             <wp:effectExtent l="0" t="0" r="0" b="0"/>
             <wp:docPr id="2" name="image2.png"/>
@@ -3786,6 +3816,7 @@
                 <w:lang w:val="en"/>
                 <w14:ligatures w14:val="none"/>
               </w:rPr>
+              <w:lastRenderedPageBreak/>
               <w:t>Feature</w:t>
             </w:r>
           </w:p>
@@ -4290,7 +4321,7 @@
           <w:lang w:val="en"/>
           <w14:ligatures w14:val="none"/>
         </w:rPr>
-        <w:pict>
+        <w:pict w14:anchorId="7C6F6A77">
           <v:rect id="_x0000_i1032" style="width:0;height:1.5pt" o:hralign="center" o:hrstd="t" o:hr="t" fillcolor="#a0a0a0" stroked="f"/>
         </w:pict>
       </w:r>
@@ -4984,7 +5015,6 @@
     <w:next w:val="Normal"/>
     <w:link w:val="Heading2Char"/>
     <w:uiPriority w:val="9"/>
-    <w:semiHidden/>
     <w:unhideWhenUsed/>
     <w:qFormat/>
     <w:rsid w:val="00E36FE7"/>
@@ -5201,7 +5231,6 @@
     <w:basedOn w:val="DefaultParagraphFont"/>
     <w:link w:val="Heading2"/>
     <w:uiPriority w:val="9"/>
-    <w:semiHidden/>
     <w:rsid w:val="00E36FE7"/>
     <w:rPr>
       <w:rFonts w:asciiTheme="majorHAnsi" w:eastAsiaTheme="majorEastAsia" w:hAnsiTheme="majorHAnsi" w:cstheme="majorBidi"/>
